--- a/public/tours/domestic/east_and_west_india/itineraries/4 Days Darjeeling Quick Escape.docx
+++ b/public/tours/domestic/east_and_west_india/itineraries/4 Days Darjeeling Quick Escape.docx
@@ -1,6 +1,6 @@
 
 <file path=word/document.xml><?xml version="1.0" encoding="utf-8"?>
-<w:document xmlns:wpc="http://schemas.microsoft.com/office/word/2010/wordprocessingCanvas" xmlns:mc="http://schemas.openxmlformats.org/markup-compatibility/2006" xmlns:o="urn:schemas-microsoft-com:office:office" xmlns:r="http://schemas.openxmlformats.org/officeDocument/2006/relationships" xmlns:m="http://schemas.openxmlformats.org/officeDocument/2006/math" xmlns:v="urn:schemas-microsoft-com:vml" xmlns:wp14="http://schemas.microsoft.com/office/word/2010/wordprocessingDrawing" xmlns:wp="http://schemas.openxmlformats.org/drawingml/2006/wordprocessingDrawing" xmlns:w10="urn:schemas-microsoft-com:office:word" xmlns:w="http://schemas.openxmlformats.org/wordprocessingml/2006/main" xmlns:w14="http://schemas.microsoft.com/office/word/2010/wordml" xmlns:w15="http://schemas.microsoft.com/office/word/2012/wordml" xmlns:wpg="http://schemas.microsoft.com/office/word/2010/wordprocessingGroup" xmlns:wpi="http://schemas.microsoft.com/office/word/2010/wordprocessingInk" xmlns:wne="http://schemas.microsoft.com/office/word/2006/wordml" xmlns:wps="http://schemas.microsoft.com/office/word/2010/wordprocessingShape" mc:Ignorable="w14 w15 wp14">
+<w:document xmlns:wpc="http://schemas.microsoft.com/office/word/2010/wordprocessingCanvas" xmlns:cx="http://schemas.microsoft.com/office/drawing/2014/chartex" xmlns:cx1="http://schemas.microsoft.com/office/drawing/2015/9/8/chartex" xmlns:cx2="http://schemas.microsoft.com/office/drawing/2015/10/21/chartex" xmlns:cx3="http://schemas.microsoft.com/office/drawing/2016/5/9/chartex" xmlns:cx4="http://schemas.microsoft.com/office/drawing/2016/5/10/chartex" xmlns:cx5="http://schemas.microsoft.com/office/drawing/2016/5/11/chartex" xmlns:cx6="http://schemas.microsoft.com/office/drawing/2016/5/12/chartex" xmlns:cx7="http://schemas.microsoft.com/office/drawing/2016/5/13/chartex" xmlns:cx8="http://schemas.microsoft.com/office/drawing/2016/5/14/chartex" xmlns:mc="http://schemas.openxmlformats.org/markup-compatibility/2006" xmlns:aink="http://schemas.microsoft.com/office/drawing/2016/ink" xmlns:am3d="http://schemas.microsoft.com/office/drawing/2017/model3d" xmlns:o="urn:schemas-microsoft-com:office:office" xmlns:r="http://schemas.openxmlformats.org/officeDocument/2006/relationships" xmlns:m="http://schemas.openxmlformats.org/officeDocument/2006/math" xmlns:v="urn:schemas-microsoft-com:vml" xmlns:wp14="http://schemas.microsoft.com/office/word/2010/wordprocessingDrawing" xmlns:wp="http://schemas.openxmlformats.org/drawingml/2006/wordprocessingDrawing" xmlns:w10="urn:schemas-microsoft-com:office:word" xmlns:w="http://schemas.openxmlformats.org/wordprocessingml/2006/main" xmlns:w14="http://schemas.microsoft.com/office/word/2010/wordml" xmlns:w15="http://schemas.microsoft.com/office/word/2012/wordml" xmlns:w16cid="http://schemas.microsoft.com/office/word/2016/wordml/cid" xmlns:w16se="http://schemas.microsoft.com/office/word/2015/wordml/symex" xmlns:wpg="http://schemas.microsoft.com/office/word/2010/wordprocessingGroup" xmlns:wpi="http://schemas.microsoft.com/office/word/2010/wordprocessingInk" xmlns:wne="http://schemas.microsoft.com/office/word/2006/wordml" xmlns:wps="http://schemas.microsoft.com/office/word/2010/wordprocessingShape" mc:Ignorable="w14 w15 w16se w16cid wp14">
   <w:body>
     <w:p>
       <w:pPr>
@@ -18,7 +18,6 @@
           <w:sz w:val="24"/>
         </w:rPr>
       </w:pPr>
-      <w:bookmarkStart w:id="0" w:name="_GoBack"/>
       <w:r>
         <w:rPr>
           <w:rFonts w:ascii="Arial" w:hAnsi="Arial" w:cs="Arial"/>
@@ -28,7 +27,6 @@
         </w:rPr>
         <w:t>4 Days Darjeeling Quick Escape</w:t>
       </w:r>
-      <w:bookmarkEnd w:id="0"/>
       <w:r>
         <w:rPr>
           <w:rFonts w:ascii="Arial" w:hAnsi="Arial" w:cs="Arial"/>
@@ -38,6 +36,26 @@
           <v:rect id="_x0000_i1025" style="width:0;height:1.5pt" o:hralign="center" o:hrstd="t" o:hr="t" fillcolor="#a0a0a0" stroked="f"/>
         </w:pict>
       </w:r>
+    </w:p>
+    <w:p>
+      <w:pPr>
+        <w:rPr>
+          <w:rFonts w:ascii="Arial" w:hAnsi="Arial" w:cs="Arial"/>
+          <w:b/>
+          <w:bCs/>
+          <w:sz w:val="24"/>
+        </w:rPr>
+      </w:pPr>
+    </w:p>
+    <w:p>
+      <w:pPr>
+        <w:rPr>
+          <w:rFonts w:ascii="Arial" w:hAnsi="Arial" w:cs="Arial"/>
+          <w:sz w:val="24"/>
+        </w:rPr>
+      </w:pPr>
+      <w:bookmarkStart w:id="0" w:name="_GoBack"/>
+      <w:bookmarkEnd w:id="0"/>
       <w:r>
         <w:rPr>
           <w:rFonts w:ascii="Arial" w:hAnsi="Arial" w:cs="Arial"/>
@@ -126,39 +144,7 @@
           <w:rFonts w:ascii="Arial" w:hAnsi="Arial" w:cs="Arial"/>
           <w:sz w:val="24"/>
         </w:rPr>
-        <w:t xml:space="preserve">Visit </w:t>
-      </w:r>
-      <w:proofErr w:type="spellStart"/>
-      <w:r>
-        <w:rPr>
-          <w:rFonts w:ascii="Arial" w:hAnsi="Arial" w:cs="Arial"/>
-          <w:sz w:val="24"/>
-        </w:rPr>
-        <w:t>Batasia</w:t>
-      </w:r>
-      <w:proofErr w:type="spellEnd"/>
-      <w:r>
-        <w:rPr>
-          <w:rFonts w:ascii="Arial" w:hAnsi="Arial" w:cs="Arial"/>
-          <w:sz w:val="24"/>
-        </w:rPr>
-        <w:t xml:space="preserve"> Loop, </w:t>
-      </w:r>
-      <w:proofErr w:type="spellStart"/>
-      <w:r>
-        <w:rPr>
-          <w:rFonts w:ascii="Arial" w:hAnsi="Arial" w:cs="Arial"/>
-          <w:sz w:val="24"/>
-        </w:rPr>
-        <w:t>Ghoom</w:t>
-      </w:r>
-      <w:proofErr w:type="spellEnd"/>
-      <w:r>
-        <w:rPr>
-          <w:rFonts w:ascii="Arial" w:hAnsi="Arial" w:cs="Arial"/>
-          <w:sz w:val="24"/>
-        </w:rPr>
-        <w:t xml:space="preserve"> Monastery, Padmaja Naidu Himalayan Zoological Park </w:t>
+        <w:t xml:space="preserve">Visit Batasia Loop, Ghoom Monastery, Padmaja Naidu Himalayan Zoological Park </w:t>
       </w:r>
     </w:p>
     <w:p>
@@ -198,39 +184,7 @@
           <w:rFonts w:ascii="Arial" w:hAnsi="Arial" w:cs="Arial"/>
           <w:sz w:val="24"/>
         </w:rPr>
-        <w:t xml:space="preserve">Excursion to Mirik Lake and Mini </w:t>
-      </w:r>
-      <w:proofErr w:type="spellStart"/>
-      <w:r>
-        <w:rPr>
-          <w:rFonts w:ascii="Arial" w:hAnsi="Arial" w:cs="Arial"/>
-          <w:sz w:val="24"/>
-        </w:rPr>
-        <w:t>Pahalgam</w:t>
-      </w:r>
-      <w:proofErr w:type="spellEnd"/>
-      <w:r>
-        <w:rPr>
-          <w:rFonts w:ascii="Arial" w:hAnsi="Arial" w:cs="Arial"/>
-          <w:sz w:val="24"/>
-        </w:rPr>
-        <w:t xml:space="preserve"> (</w:t>
-      </w:r>
-      <w:proofErr w:type="spellStart"/>
-      <w:r>
-        <w:rPr>
-          <w:rFonts w:ascii="Arial" w:hAnsi="Arial" w:cs="Arial"/>
-          <w:sz w:val="24"/>
-        </w:rPr>
-        <w:t>Majhidhura</w:t>
-      </w:r>
-      <w:proofErr w:type="spellEnd"/>
-      <w:r>
-        <w:rPr>
-          <w:rFonts w:ascii="Arial" w:hAnsi="Arial" w:cs="Arial"/>
-          <w:sz w:val="24"/>
-        </w:rPr>
-        <w:t xml:space="preserve">) </w:t>
+        <w:t xml:space="preserve">Excursion to Mirik Lake and Mini Pahalgam (Majhidhura) </w:t>
       </w:r>
     </w:p>
     <w:p>
@@ -250,23 +204,7 @@
           <w:rFonts w:ascii="Arial" w:hAnsi="Arial" w:cs="Arial"/>
           <w:sz w:val="24"/>
         </w:rPr>
-        <w:t xml:space="preserve">Stroll through </w:t>
-      </w:r>
-      <w:proofErr w:type="spellStart"/>
-      <w:r>
-        <w:rPr>
-          <w:rFonts w:ascii="Arial" w:hAnsi="Arial" w:cs="Arial"/>
-          <w:sz w:val="24"/>
-        </w:rPr>
-        <w:t>Chowrasta</w:t>
-      </w:r>
-      <w:proofErr w:type="spellEnd"/>
-      <w:r>
-        <w:rPr>
-          <w:rFonts w:ascii="Arial" w:hAnsi="Arial" w:cs="Arial"/>
-          <w:sz w:val="24"/>
-        </w:rPr>
-        <w:t xml:space="preserve"> Mall in the evening </w:t>
+        <w:t xml:space="preserve">Stroll through Chowrasta Mall in the evening </w:t>
       </w:r>
     </w:p>
     <w:p>
@@ -328,23 +266,7 @@
           <w:rFonts w:ascii="Arial" w:hAnsi="Arial" w:cs="Arial"/>
           <w:sz w:val="24"/>
         </w:rPr>
-        <w:t xml:space="preserve">Hotel </w:t>
-      </w:r>
-      <w:proofErr w:type="spellStart"/>
-      <w:r>
-        <w:rPr>
-          <w:rFonts w:ascii="Arial" w:hAnsi="Arial" w:cs="Arial"/>
-          <w:sz w:val="24"/>
-        </w:rPr>
-        <w:t>Yashshree</w:t>
-      </w:r>
-      <w:proofErr w:type="spellEnd"/>
-      <w:r>
-        <w:rPr>
-          <w:rFonts w:ascii="Arial" w:hAnsi="Arial" w:cs="Arial"/>
-          <w:sz w:val="24"/>
-        </w:rPr>
-        <w:t xml:space="preserve"> Mall Road / Orsino Resort &amp; Spa / Similar </w:t>
+        <w:t xml:space="preserve">Hotel Yashshree Mall Road / Orsino Resort &amp; Spa / Similar </w:t>
       </w:r>
       <w:r>
         <w:rPr>
@@ -429,54 +351,7 @@
           <w:sz w:val="24"/>
         </w:rPr>
         <w:br/>
-      </w:r>
-      <w:proofErr w:type="gramStart"/>
-      <w:r>
-        <w:rPr>
-          <w:rFonts w:ascii="Arial" w:hAnsi="Arial" w:cs="Arial"/>
-          <w:sz w:val="24"/>
-        </w:rPr>
-        <w:t>Early</w:t>
-      </w:r>
-      <w:proofErr w:type="gramEnd"/>
-      <w:r>
-        <w:rPr>
-          <w:rFonts w:ascii="Arial" w:hAnsi="Arial" w:cs="Arial"/>
-          <w:sz w:val="24"/>
-        </w:rPr>
-        <w:t xml:space="preserve"> morning proceed to Tiger Hill for sunrise views of the Himalayas. Visit </w:t>
-      </w:r>
-      <w:proofErr w:type="spellStart"/>
-      <w:r>
-        <w:rPr>
-          <w:rFonts w:ascii="Arial" w:hAnsi="Arial" w:cs="Arial"/>
-          <w:sz w:val="24"/>
-        </w:rPr>
-        <w:t>Batasia</w:t>
-      </w:r>
-      <w:proofErr w:type="spellEnd"/>
-      <w:r>
-        <w:rPr>
-          <w:rFonts w:ascii="Arial" w:hAnsi="Arial" w:cs="Arial"/>
-          <w:sz w:val="24"/>
-        </w:rPr>
-        <w:t xml:space="preserve"> Loop and the </w:t>
-      </w:r>
-      <w:proofErr w:type="spellStart"/>
-      <w:r>
-        <w:rPr>
-          <w:rFonts w:ascii="Arial" w:hAnsi="Arial" w:cs="Arial"/>
-          <w:sz w:val="24"/>
-        </w:rPr>
-        <w:t>Ghoom</w:t>
-      </w:r>
-      <w:proofErr w:type="spellEnd"/>
-      <w:r>
-        <w:rPr>
-          <w:rFonts w:ascii="Arial" w:hAnsi="Arial" w:cs="Arial"/>
-          <w:sz w:val="24"/>
-        </w:rPr>
-        <w:t xml:space="preserve"> Monastery. Return to the hotel for breakfast. Post breakfast, explore Padmaja Naidu Himalayan Zoological Park, Himalayan Mountaineering Institute (closed on Thursday), Tea Garden (outer view), Japanese Peace Pagoda, and Tenzing Rock. Overnight stay at the hotel in Darjeeling.</w:t>
+        <w:t>Early morning proceed to Tiger Hill for sunrise views of the Himalayas. Visit Batasia Loop and the Ghoom Monastery. Return to the hotel for breakfast. Post breakfast, explore Padmaja Naidu Himalayan Zoological Park, Himalayan Mountaineering Institute (closed on Thursday), Tea Garden (outer view), Japanese Peace Pagoda, and Tenzing Rock. Overnight stay at the hotel in Darjeeling.</w:t>
       </w:r>
     </w:p>
     <w:p>
@@ -493,121 +368,15 @@
           <w:bCs/>
           <w:sz w:val="24"/>
         </w:rPr>
-        <w:t xml:space="preserve">Day 03: Excursion to Mirik Lake &amp; Mini </w:t>
-      </w:r>
-      <w:proofErr w:type="spellStart"/>
-      <w:r>
-        <w:rPr>
-          <w:rFonts w:ascii="Arial" w:hAnsi="Arial" w:cs="Arial"/>
-          <w:b/>
-          <w:bCs/>
-          <w:sz w:val="24"/>
-        </w:rPr>
-        <w:t>Pahalgam</w:t>
-      </w:r>
-      <w:proofErr w:type="spellEnd"/>
-      <w:r>
-        <w:rPr>
-          <w:rFonts w:ascii="Arial" w:hAnsi="Arial" w:cs="Arial"/>
-          <w:b/>
-          <w:bCs/>
-          <w:sz w:val="24"/>
-        </w:rPr>
-        <w:t xml:space="preserve"> (</w:t>
-      </w:r>
-      <w:proofErr w:type="spellStart"/>
-      <w:r>
-        <w:rPr>
-          <w:rFonts w:ascii="Arial" w:hAnsi="Arial" w:cs="Arial"/>
-          <w:b/>
-          <w:bCs/>
-          <w:sz w:val="24"/>
-        </w:rPr>
-        <w:t>Majhidhura</w:t>
-      </w:r>
-      <w:proofErr w:type="spellEnd"/>
-      <w:proofErr w:type="gramStart"/>
-      <w:r>
-        <w:rPr>
-          <w:rFonts w:ascii="Arial" w:hAnsi="Arial" w:cs="Arial"/>
-          <w:b/>
-          <w:bCs/>
-          <w:sz w:val="24"/>
-        </w:rPr>
-        <w:t>)</w:t>
-      </w:r>
-      <w:proofErr w:type="gramEnd"/>
+        <w:t>Day 03: Excursion to Mirik Lake &amp; Mini Pahalgam (Majhidhura)</w:t>
+      </w:r>
       <w:r>
         <w:rPr>
           <w:rFonts w:ascii="Arial" w:hAnsi="Arial" w:cs="Arial"/>
           <w:sz w:val="24"/>
         </w:rPr>
         <w:br/>
-        <w:t xml:space="preserve">After breakfast, travel to Mirik Lake for a relaxing day trip. En route, visit Mini </w:t>
-      </w:r>
-      <w:proofErr w:type="spellStart"/>
-      <w:r>
-        <w:rPr>
-          <w:rFonts w:ascii="Arial" w:hAnsi="Arial" w:cs="Arial"/>
-          <w:sz w:val="24"/>
-        </w:rPr>
-        <w:t>Pahalgam</w:t>
-      </w:r>
-      <w:proofErr w:type="spellEnd"/>
-      <w:r>
-        <w:rPr>
-          <w:rFonts w:ascii="Arial" w:hAnsi="Arial" w:cs="Arial"/>
-          <w:sz w:val="24"/>
-        </w:rPr>
-        <w:t xml:space="preserve"> (</w:t>
-      </w:r>
-      <w:proofErr w:type="spellStart"/>
-      <w:r>
-        <w:rPr>
-          <w:rFonts w:ascii="Arial" w:hAnsi="Arial" w:cs="Arial"/>
-          <w:sz w:val="24"/>
-        </w:rPr>
-        <w:t>Majhidhura</w:t>
-      </w:r>
-      <w:proofErr w:type="spellEnd"/>
-      <w:r>
-        <w:rPr>
-          <w:rFonts w:ascii="Arial" w:hAnsi="Arial" w:cs="Arial"/>
-          <w:sz w:val="24"/>
-        </w:rPr>
-        <w:t xml:space="preserve">) and </w:t>
-      </w:r>
-      <w:proofErr w:type="spellStart"/>
-      <w:r>
-        <w:rPr>
-          <w:rFonts w:ascii="Arial" w:hAnsi="Arial" w:cs="Arial"/>
-          <w:sz w:val="24"/>
-        </w:rPr>
-        <w:t>Pashupati</w:t>
-      </w:r>
-      <w:proofErr w:type="spellEnd"/>
-      <w:r>
-        <w:rPr>
-          <w:rFonts w:ascii="Arial" w:hAnsi="Arial" w:cs="Arial"/>
-          <w:sz w:val="24"/>
-        </w:rPr>
-        <w:t xml:space="preserve"> Market near the Nepal border. Enjoy the scenic beauty of tea gardens and Mirik viewpoints. Return to Darjeeling for an evening walk at </w:t>
-      </w:r>
-      <w:proofErr w:type="spellStart"/>
-      <w:r>
-        <w:rPr>
-          <w:rFonts w:ascii="Arial" w:hAnsi="Arial" w:cs="Arial"/>
-          <w:sz w:val="24"/>
-        </w:rPr>
-        <w:t>Chowrasta</w:t>
-      </w:r>
-      <w:proofErr w:type="spellEnd"/>
-      <w:r>
-        <w:rPr>
-          <w:rFonts w:ascii="Arial" w:hAnsi="Arial" w:cs="Arial"/>
-          <w:sz w:val="24"/>
-        </w:rPr>
-        <w:t xml:space="preserve"> Mall (on own). Overnight stay at the hotel in Darjeeling.</w:t>
+        <w:t>After breakfast, travel to Mirik Lake for a relaxing day trip. En route, visit Mini Pahalgam (Majhidhura) and Pashupati Market near the Nepal border. Enjoy the scenic beauty of tea gardens and Mirik viewpoints. Return to Darjeeling for an evening walk at Chowrasta Mall (on own). Overnight stay at the hotel in Darjeeling.</w:t>
       </w:r>
     </w:p>
     <w:p>
@@ -1166,7 +935,7 @@
 </file>
 
 <file path=word/endnotes.xml><?xml version="1.0" encoding="utf-8"?>
-<w:endnotes xmlns:wpc="http://schemas.microsoft.com/office/word/2010/wordprocessingCanvas" xmlns:mc="http://schemas.openxmlformats.org/markup-compatibility/2006" xmlns:o="urn:schemas-microsoft-com:office:office" xmlns:r="http://schemas.openxmlformats.org/officeDocument/2006/relationships" xmlns:m="http://schemas.openxmlformats.org/officeDocument/2006/math" xmlns:v="urn:schemas-microsoft-com:vml" xmlns:wp14="http://schemas.microsoft.com/office/word/2010/wordprocessingDrawing" xmlns:wp="http://schemas.openxmlformats.org/drawingml/2006/wordprocessingDrawing" xmlns:w10="urn:schemas-microsoft-com:office:word" xmlns:w="http://schemas.openxmlformats.org/wordprocessingml/2006/main" xmlns:w14="http://schemas.microsoft.com/office/word/2010/wordml" xmlns:w15="http://schemas.microsoft.com/office/word/2012/wordml" xmlns:wpg="http://schemas.microsoft.com/office/word/2010/wordprocessingGroup" xmlns:wpi="http://schemas.microsoft.com/office/word/2010/wordprocessingInk" xmlns:wne="http://schemas.microsoft.com/office/word/2006/wordml" xmlns:wps="http://schemas.microsoft.com/office/word/2010/wordprocessingShape" mc:Ignorable="w14 w15 wp14">
+<w:endnotes xmlns:wpc="http://schemas.microsoft.com/office/word/2010/wordprocessingCanvas" xmlns:cx="http://schemas.microsoft.com/office/drawing/2014/chartex" xmlns:cx1="http://schemas.microsoft.com/office/drawing/2015/9/8/chartex" xmlns:cx2="http://schemas.microsoft.com/office/drawing/2015/10/21/chartex" xmlns:cx3="http://schemas.microsoft.com/office/drawing/2016/5/9/chartex" xmlns:cx4="http://schemas.microsoft.com/office/drawing/2016/5/10/chartex" xmlns:cx5="http://schemas.microsoft.com/office/drawing/2016/5/11/chartex" xmlns:cx6="http://schemas.microsoft.com/office/drawing/2016/5/12/chartex" xmlns:cx7="http://schemas.microsoft.com/office/drawing/2016/5/13/chartex" xmlns:cx8="http://schemas.microsoft.com/office/drawing/2016/5/14/chartex" xmlns:mc="http://schemas.openxmlformats.org/markup-compatibility/2006" xmlns:aink="http://schemas.microsoft.com/office/drawing/2016/ink" xmlns:am3d="http://schemas.microsoft.com/office/drawing/2017/model3d" xmlns:o="urn:schemas-microsoft-com:office:office" xmlns:r="http://schemas.openxmlformats.org/officeDocument/2006/relationships" xmlns:m="http://schemas.openxmlformats.org/officeDocument/2006/math" xmlns:v="urn:schemas-microsoft-com:vml" xmlns:wp14="http://schemas.microsoft.com/office/word/2010/wordprocessingDrawing" xmlns:wp="http://schemas.openxmlformats.org/drawingml/2006/wordprocessingDrawing" xmlns:w10="urn:schemas-microsoft-com:office:word" xmlns:w="http://schemas.openxmlformats.org/wordprocessingml/2006/main" xmlns:w14="http://schemas.microsoft.com/office/word/2010/wordml" xmlns:w15="http://schemas.microsoft.com/office/word/2012/wordml" xmlns:w16cid="http://schemas.microsoft.com/office/word/2016/wordml/cid" xmlns:w16se="http://schemas.microsoft.com/office/word/2015/wordml/symex" xmlns:wpg="http://schemas.microsoft.com/office/word/2010/wordprocessingGroup" xmlns:wpi="http://schemas.microsoft.com/office/word/2010/wordprocessingInk" xmlns:wne="http://schemas.microsoft.com/office/word/2006/wordml" xmlns:wps="http://schemas.microsoft.com/office/word/2010/wordprocessingShape" mc:Ignorable="w14 w15 w16se w16cid wp14">
   <w:endnote w:type="separator" w:id="-1">
     <w:p>
       <w:pPr>
@@ -1191,7 +960,7 @@
 </file>
 
 <file path=word/footer1.xml><?xml version="1.0" encoding="utf-8"?>
-<w:ftr xmlns:wpc="http://schemas.microsoft.com/office/word/2010/wordprocessingCanvas" xmlns:mc="http://schemas.openxmlformats.org/markup-compatibility/2006" xmlns:o="urn:schemas-microsoft-com:office:office" xmlns:r="http://schemas.openxmlformats.org/officeDocument/2006/relationships" xmlns:m="http://schemas.openxmlformats.org/officeDocument/2006/math" xmlns:v="urn:schemas-microsoft-com:vml" xmlns:wp14="http://schemas.microsoft.com/office/word/2010/wordprocessingDrawing" xmlns:wp="http://schemas.openxmlformats.org/drawingml/2006/wordprocessingDrawing" xmlns:w10="urn:schemas-microsoft-com:office:word" xmlns:w="http://schemas.openxmlformats.org/wordprocessingml/2006/main" xmlns:w14="http://schemas.microsoft.com/office/word/2010/wordml" xmlns:w15="http://schemas.microsoft.com/office/word/2012/wordml" xmlns:wpg="http://schemas.microsoft.com/office/word/2010/wordprocessingGroup" xmlns:wpi="http://schemas.microsoft.com/office/word/2010/wordprocessingInk" xmlns:wne="http://schemas.microsoft.com/office/word/2006/wordml" xmlns:wps="http://schemas.microsoft.com/office/word/2010/wordprocessingShape" mc:Ignorable="w14 w15 wp14">
+<w:ftr xmlns:wpc="http://schemas.microsoft.com/office/word/2010/wordprocessingCanvas" xmlns:cx="http://schemas.microsoft.com/office/drawing/2014/chartex" xmlns:cx1="http://schemas.microsoft.com/office/drawing/2015/9/8/chartex" xmlns:cx2="http://schemas.microsoft.com/office/drawing/2015/10/21/chartex" xmlns:cx3="http://schemas.microsoft.com/office/drawing/2016/5/9/chartex" xmlns:cx4="http://schemas.microsoft.com/office/drawing/2016/5/10/chartex" xmlns:cx5="http://schemas.microsoft.com/office/drawing/2016/5/11/chartex" xmlns:cx6="http://schemas.microsoft.com/office/drawing/2016/5/12/chartex" xmlns:cx7="http://schemas.microsoft.com/office/drawing/2016/5/13/chartex" xmlns:cx8="http://schemas.microsoft.com/office/drawing/2016/5/14/chartex" xmlns:mc="http://schemas.openxmlformats.org/markup-compatibility/2006" xmlns:aink="http://schemas.microsoft.com/office/drawing/2016/ink" xmlns:am3d="http://schemas.microsoft.com/office/drawing/2017/model3d" xmlns:o="urn:schemas-microsoft-com:office:office" xmlns:r="http://schemas.openxmlformats.org/officeDocument/2006/relationships" xmlns:m="http://schemas.openxmlformats.org/officeDocument/2006/math" xmlns:v="urn:schemas-microsoft-com:vml" xmlns:wp14="http://schemas.microsoft.com/office/word/2010/wordprocessingDrawing" xmlns:wp="http://schemas.openxmlformats.org/drawingml/2006/wordprocessingDrawing" xmlns:w10="urn:schemas-microsoft-com:office:word" xmlns:w="http://schemas.openxmlformats.org/wordprocessingml/2006/main" xmlns:w14="http://schemas.microsoft.com/office/word/2010/wordml" xmlns:w15="http://schemas.microsoft.com/office/word/2012/wordml" xmlns:w16cid="http://schemas.microsoft.com/office/word/2016/wordml/cid" xmlns:w16se="http://schemas.microsoft.com/office/word/2015/wordml/symex" xmlns:wpg="http://schemas.microsoft.com/office/word/2010/wordprocessingGroup" xmlns:wpi="http://schemas.microsoft.com/office/word/2010/wordprocessingInk" xmlns:wne="http://schemas.microsoft.com/office/word/2006/wordml" xmlns:wps="http://schemas.microsoft.com/office/word/2010/wordprocessingShape" mc:Ignorable="w14 w15 w16se w16cid wp14">
   <w:p>
     <w:pPr>
       <w:pStyle w:val="Footer"/>
@@ -1241,25 +1010,7 @@
         <w:color w:val="595959" w:themeColor="text1" w:themeTint="A6"/>
         <w:sz w:val="18"/>
       </w:rPr>
-      <w:t xml:space="preserve">No.1A, Pleasant Apartment, No.45, Taylors Road, </w:t>
-    </w:r>
-    <w:proofErr w:type="spellStart"/>
-    <w:r>
-      <w:rPr>
-        <w:rFonts w:ascii="Arial" w:hAnsi="Arial" w:cs="Arial"/>
-        <w:color w:val="595959" w:themeColor="text1" w:themeTint="A6"/>
-        <w:sz w:val="18"/>
-      </w:rPr>
-      <w:t>Kilpauk</w:t>
-    </w:r>
-    <w:proofErr w:type="spellEnd"/>
-    <w:r>
-      <w:rPr>
-        <w:rFonts w:ascii="Arial" w:hAnsi="Arial" w:cs="Arial"/>
-        <w:color w:val="595959" w:themeColor="text1" w:themeTint="A6"/>
-        <w:sz w:val="18"/>
-      </w:rPr>
-      <w:t>, Chennai-600010.</w:t>
+      <w:t>No.1A, Pleasant Apartment, No.45, Taylors Road, Kilpauk, Chennai-600010.</w:t>
     </w:r>
     <w:r>
       <w:rPr>
@@ -1340,7 +1091,7 @@
 </file>
 
 <file path=word/footnotes.xml><?xml version="1.0" encoding="utf-8"?>
-<w:footnotes xmlns:wpc="http://schemas.microsoft.com/office/word/2010/wordprocessingCanvas" xmlns:mc="http://schemas.openxmlformats.org/markup-compatibility/2006" xmlns:o="urn:schemas-microsoft-com:office:office" xmlns:r="http://schemas.openxmlformats.org/officeDocument/2006/relationships" xmlns:m="http://schemas.openxmlformats.org/officeDocument/2006/math" xmlns:v="urn:schemas-microsoft-com:vml" xmlns:wp14="http://schemas.microsoft.com/office/word/2010/wordprocessingDrawing" xmlns:wp="http://schemas.openxmlformats.org/drawingml/2006/wordprocessingDrawing" xmlns:w10="urn:schemas-microsoft-com:office:word" xmlns:w="http://schemas.openxmlformats.org/wordprocessingml/2006/main" xmlns:w14="http://schemas.microsoft.com/office/word/2010/wordml" xmlns:w15="http://schemas.microsoft.com/office/word/2012/wordml" xmlns:wpg="http://schemas.microsoft.com/office/word/2010/wordprocessingGroup" xmlns:wpi="http://schemas.microsoft.com/office/word/2010/wordprocessingInk" xmlns:wne="http://schemas.microsoft.com/office/word/2006/wordml" xmlns:wps="http://schemas.microsoft.com/office/word/2010/wordprocessingShape" mc:Ignorable="w14 w15 wp14">
+<w:footnotes xmlns:wpc="http://schemas.microsoft.com/office/word/2010/wordprocessingCanvas" xmlns:cx="http://schemas.microsoft.com/office/drawing/2014/chartex" xmlns:cx1="http://schemas.microsoft.com/office/drawing/2015/9/8/chartex" xmlns:cx2="http://schemas.microsoft.com/office/drawing/2015/10/21/chartex" xmlns:cx3="http://schemas.microsoft.com/office/drawing/2016/5/9/chartex" xmlns:cx4="http://schemas.microsoft.com/office/drawing/2016/5/10/chartex" xmlns:cx5="http://schemas.microsoft.com/office/drawing/2016/5/11/chartex" xmlns:cx6="http://schemas.microsoft.com/office/drawing/2016/5/12/chartex" xmlns:cx7="http://schemas.microsoft.com/office/drawing/2016/5/13/chartex" xmlns:cx8="http://schemas.microsoft.com/office/drawing/2016/5/14/chartex" xmlns:mc="http://schemas.openxmlformats.org/markup-compatibility/2006" xmlns:aink="http://schemas.microsoft.com/office/drawing/2016/ink" xmlns:am3d="http://schemas.microsoft.com/office/drawing/2017/model3d" xmlns:o="urn:schemas-microsoft-com:office:office" xmlns:r="http://schemas.openxmlformats.org/officeDocument/2006/relationships" xmlns:m="http://schemas.openxmlformats.org/officeDocument/2006/math" xmlns:v="urn:schemas-microsoft-com:vml" xmlns:wp14="http://schemas.microsoft.com/office/word/2010/wordprocessingDrawing" xmlns:wp="http://schemas.openxmlformats.org/drawingml/2006/wordprocessingDrawing" xmlns:w10="urn:schemas-microsoft-com:office:word" xmlns:w="http://schemas.openxmlformats.org/wordprocessingml/2006/main" xmlns:w14="http://schemas.microsoft.com/office/word/2010/wordml" xmlns:w15="http://schemas.microsoft.com/office/word/2012/wordml" xmlns:w16cid="http://schemas.microsoft.com/office/word/2016/wordml/cid" xmlns:w16se="http://schemas.microsoft.com/office/word/2015/wordml/symex" xmlns:wpg="http://schemas.microsoft.com/office/word/2010/wordprocessingGroup" xmlns:wpi="http://schemas.microsoft.com/office/word/2010/wordprocessingInk" xmlns:wne="http://schemas.microsoft.com/office/word/2006/wordml" xmlns:wps="http://schemas.microsoft.com/office/word/2010/wordprocessingShape" mc:Ignorable="w14 w15 w16se w16cid wp14">
   <w:footnote w:type="separator" w:id="-1">
     <w:p>
       <w:pPr>
@@ -1365,7 +1116,7 @@
 </file>
 
 <file path=word/header1.xml><?xml version="1.0" encoding="utf-8"?>
-<w:hdr xmlns:wpc="http://schemas.microsoft.com/office/word/2010/wordprocessingCanvas" xmlns:mc="http://schemas.openxmlformats.org/markup-compatibility/2006" xmlns:o="urn:schemas-microsoft-com:office:office" xmlns:r="http://schemas.openxmlformats.org/officeDocument/2006/relationships" xmlns:m="http://schemas.openxmlformats.org/officeDocument/2006/math" xmlns:v="urn:schemas-microsoft-com:vml" xmlns:wp14="http://schemas.microsoft.com/office/word/2010/wordprocessingDrawing" xmlns:wp="http://schemas.openxmlformats.org/drawingml/2006/wordprocessingDrawing" xmlns:w10="urn:schemas-microsoft-com:office:word" xmlns:w="http://schemas.openxmlformats.org/wordprocessingml/2006/main" xmlns:w14="http://schemas.microsoft.com/office/word/2010/wordml" xmlns:w15="http://schemas.microsoft.com/office/word/2012/wordml" xmlns:wpg="http://schemas.microsoft.com/office/word/2010/wordprocessingGroup" xmlns:wpi="http://schemas.microsoft.com/office/word/2010/wordprocessingInk" xmlns:wne="http://schemas.microsoft.com/office/word/2006/wordml" xmlns:wps="http://schemas.microsoft.com/office/word/2010/wordprocessingShape" mc:Ignorable="w14 w15 wp14">
+<w:hdr xmlns:wpc="http://schemas.microsoft.com/office/word/2010/wordprocessingCanvas" xmlns:cx="http://schemas.microsoft.com/office/drawing/2014/chartex" xmlns:cx1="http://schemas.microsoft.com/office/drawing/2015/9/8/chartex" xmlns:cx2="http://schemas.microsoft.com/office/drawing/2015/10/21/chartex" xmlns:cx3="http://schemas.microsoft.com/office/drawing/2016/5/9/chartex" xmlns:cx4="http://schemas.microsoft.com/office/drawing/2016/5/10/chartex" xmlns:cx5="http://schemas.microsoft.com/office/drawing/2016/5/11/chartex" xmlns:cx6="http://schemas.microsoft.com/office/drawing/2016/5/12/chartex" xmlns:cx7="http://schemas.microsoft.com/office/drawing/2016/5/13/chartex" xmlns:cx8="http://schemas.microsoft.com/office/drawing/2016/5/14/chartex" xmlns:mc="http://schemas.openxmlformats.org/markup-compatibility/2006" xmlns:aink="http://schemas.microsoft.com/office/drawing/2016/ink" xmlns:am3d="http://schemas.microsoft.com/office/drawing/2017/model3d" xmlns:o="urn:schemas-microsoft-com:office:office" xmlns:r="http://schemas.openxmlformats.org/officeDocument/2006/relationships" xmlns:m="http://schemas.openxmlformats.org/officeDocument/2006/math" xmlns:v="urn:schemas-microsoft-com:vml" xmlns:wp14="http://schemas.microsoft.com/office/word/2010/wordprocessingDrawing" xmlns:wp="http://schemas.openxmlformats.org/drawingml/2006/wordprocessingDrawing" xmlns:w10="urn:schemas-microsoft-com:office:word" xmlns:w="http://schemas.openxmlformats.org/wordprocessingml/2006/main" xmlns:w14="http://schemas.microsoft.com/office/word/2010/wordml" xmlns:w15="http://schemas.microsoft.com/office/word/2012/wordml" xmlns:w16cid="http://schemas.microsoft.com/office/word/2016/wordml/cid" xmlns:w16se="http://schemas.microsoft.com/office/word/2015/wordml/symex" xmlns:wpg="http://schemas.microsoft.com/office/word/2010/wordprocessingGroup" xmlns:wpi="http://schemas.microsoft.com/office/word/2010/wordprocessingInk" xmlns:wne="http://schemas.microsoft.com/office/word/2006/wordml" xmlns:wps="http://schemas.microsoft.com/office/word/2010/wordprocessingShape" mc:Ignorable="w14 w15 w16se w16cid wp14">
   <w:p>
     <w:pPr>
       <w:pStyle w:val="Header"/>
@@ -1450,8 +1201,8 @@
 </file>
 
 <file path=word/numbering.xml><?xml version="1.0" encoding="utf-8"?>
-<w:numbering xmlns:wpc="http://schemas.microsoft.com/office/word/2010/wordprocessingCanvas" xmlns:mc="http://schemas.openxmlformats.org/markup-compatibility/2006" xmlns:o="urn:schemas-microsoft-com:office:office" xmlns:r="http://schemas.openxmlformats.org/officeDocument/2006/relationships" xmlns:m="http://schemas.openxmlformats.org/officeDocument/2006/math" xmlns:v="urn:schemas-microsoft-com:vml" xmlns:wp14="http://schemas.microsoft.com/office/word/2010/wordprocessingDrawing" xmlns:wp="http://schemas.openxmlformats.org/drawingml/2006/wordprocessingDrawing" xmlns:w10="urn:schemas-microsoft-com:office:word" xmlns:w="http://schemas.openxmlformats.org/wordprocessingml/2006/main" xmlns:w14="http://schemas.microsoft.com/office/word/2010/wordml" xmlns:w15="http://schemas.microsoft.com/office/word/2012/wordml" xmlns:wpg="http://schemas.microsoft.com/office/word/2010/wordprocessingGroup" xmlns:wpi="http://schemas.microsoft.com/office/word/2010/wordprocessingInk" xmlns:wne="http://schemas.microsoft.com/office/word/2006/wordml" xmlns:wps="http://schemas.microsoft.com/office/word/2010/wordprocessingShape" mc:Ignorable="w14 w15 wp14">
-  <w:abstractNum w:abstractNumId="0">
+<w:numbering xmlns:wpc="http://schemas.microsoft.com/office/word/2010/wordprocessingCanvas" xmlns:cx="http://schemas.microsoft.com/office/drawing/2014/chartex" xmlns:cx1="http://schemas.microsoft.com/office/drawing/2015/9/8/chartex" xmlns:cx2="http://schemas.microsoft.com/office/drawing/2015/10/21/chartex" xmlns:cx3="http://schemas.microsoft.com/office/drawing/2016/5/9/chartex" xmlns:cx4="http://schemas.microsoft.com/office/drawing/2016/5/10/chartex" xmlns:cx5="http://schemas.microsoft.com/office/drawing/2016/5/11/chartex" xmlns:cx6="http://schemas.microsoft.com/office/drawing/2016/5/12/chartex" xmlns:cx7="http://schemas.microsoft.com/office/drawing/2016/5/13/chartex" xmlns:cx8="http://schemas.microsoft.com/office/drawing/2016/5/14/chartex" xmlns:mc="http://schemas.openxmlformats.org/markup-compatibility/2006" xmlns:aink="http://schemas.microsoft.com/office/drawing/2016/ink" xmlns:am3d="http://schemas.microsoft.com/office/drawing/2017/model3d" xmlns:o="urn:schemas-microsoft-com:office:office" xmlns:r="http://schemas.openxmlformats.org/officeDocument/2006/relationships" xmlns:m="http://schemas.openxmlformats.org/officeDocument/2006/math" xmlns:v="urn:schemas-microsoft-com:vml" xmlns:wp14="http://schemas.microsoft.com/office/word/2010/wordprocessingDrawing" xmlns:wp="http://schemas.openxmlformats.org/drawingml/2006/wordprocessingDrawing" xmlns:w10="urn:schemas-microsoft-com:office:word" xmlns:w="http://schemas.openxmlformats.org/wordprocessingml/2006/main" xmlns:w14="http://schemas.microsoft.com/office/word/2010/wordml" xmlns:w15="http://schemas.microsoft.com/office/word/2012/wordml" xmlns:w16cid="http://schemas.microsoft.com/office/word/2016/wordml/cid" xmlns:w16se="http://schemas.microsoft.com/office/word/2015/wordml/symex" xmlns:wpg="http://schemas.microsoft.com/office/word/2010/wordprocessingGroup" xmlns:wpi="http://schemas.microsoft.com/office/word/2010/wordprocessingInk" xmlns:wne="http://schemas.microsoft.com/office/word/2006/wordml" xmlns:wps="http://schemas.microsoft.com/office/word/2010/wordprocessingShape" mc:Ignorable="w14 w15 w16se w16cid wp14">
+  <w:abstractNum w:abstractNumId="0" w15:restartNumberingAfterBreak="0">
     <w:nsid w:val="0B9623DE"/>
     <w:multiLevelType w:val="multilevel"/>
     <w:tmpl w:val="8250B022"/>
@@ -1600,7 +1351,7 @@
       </w:rPr>
     </w:lvl>
   </w:abstractNum>
-  <w:abstractNum w:abstractNumId="1">
+  <w:abstractNum w:abstractNumId="1" w15:restartNumberingAfterBreak="0">
     <w:nsid w:val="0C2E6654"/>
     <w:multiLevelType w:val="hybridMultilevel"/>
     <w:tmpl w:val="F5DEEEC6"/>
@@ -1713,7 +1464,7 @@
       </w:rPr>
     </w:lvl>
   </w:abstractNum>
-  <w:abstractNum w:abstractNumId="2">
+  <w:abstractNum w:abstractNumId="2" w15:restartNumberingAfterBreak="0">
     <w:nsid w:val="208F4A5A"/>
     <w:multiLevelType w:val="multilevel"/>
     <w:tmpl w:val="21D099F2"/>
@@ -1862,7 +1613,7 @@
       </w:rPr>
     </w:lvl>
   </w:abstractNum>
-  <w:abstractNum w:abstractNumId="3">
+  <w:abstractNum w:abstractNumId="3" w15:restartNumberingAfterBreak="0">
     <w:nsid w:val="216B2D85"/>
     <w:multiLevelType w:val="hybridMultilevel"/>
     <w:tmpl w:val="F184EC84"/>
@@ -1975,7 +1726,7 @@
       </w:rPr>
     </w:lvl>
   </w:abstractNum>
-  <w:abstractNum w:abstractNumId="4">
+  <w:abstractNum w:abstractNumId="4" w15:restartNumberingAfterBreak="0">
     <w:nsid w:val="23BA54F3"/>
     <w:multiLevelType w:val="hybridMultilevel"/>
     <w:tmpl w:val="552CDC56"/>
@@ -2088,7 +1839,7 @@
       </w:rPr>
     </w:lvl>
   </w:abstractNum>
-  <w:abstractNum w:abstractNumId="5">
+  <w:abstractNum w:abstractNumId="5" w15:restartNumberingAfterBreak="0">
     <w:nsid w:val="3C2A46F3"/>
     <w:multiLevelType w:val="multilevel"/>
     <w:tmpl w:val="3F028994"/>
@@ -2237,7 +1988,7 @@
       </w:rPr>
     </w:lvl>
   </w:abstractNum>
-  <w:abstractNum w:abstractNumId="6">
+  <w:abstractNum w:abstractNumId="6" w15:restartNumberingAfterBreak="0">
     <w:nsid w:val="3C791DBE"/>
     <w:multiLevelType w:val="hybridMultilevel"/>
     <w:tmpl w:val="714CE33E"/>
@@ -2350,7 +2101,7 @@
       </w:rPr>
     </w:lvl>
   </w:abstractNum>
-  <w:abstractNum w:abstractNumId="7">
+  <w:abstractNum w:abstractNumId="7" w15:restartNumberingAfterBreak="0">
     <w:nsid w:val="43EA2998"/>
     <w:multiLevelType w:val="hybridMultilevel"/>
     <w:tmpl w:val="BA7CAE1C"/>
@@ -2463,7 +2214,7 @@
       </w:rPr>
     </w:lvl>
   </w:abstractNum>
-  <w:abstractNum w:abstractNumId="8">
+  <w:abstractNum w:abstractNumId="8" w15:restartNumberingAfterBreak="0">
     <w:nsid w:val="4FAF32AB"/>
     <w:multiLevelType w:val="multilevel"/>
     <w:tmpl w:val="2BCA4E86"/>
@@ -2612,7 +2363,7 @@
       </w:rPr>
     </w:lvl>
   </w:abstractNum>
-  <w:abstractNum w:abstractNumId="9">
+  <w:abstractNum w:abstractNumId="9" w15:restartNumberingAfterBreak="0">
     <w:nsid w:val="52CE00FB"/>
     <w:multiLevelType w:val="multilevel"/>
     <w:tmpl w:val="78C0FC28"/>
@@ -2795,7 +2546,7 @@
 </file>
 
 <file path=word/styles.xml><?xml version="1.0" encoding="utf-8"?>
-<w:styles xmlns:mc="http://schemas.openxmlformats.org/markup-compatibility/2006" xmlns:r="http://schemas.openxmlformats.org/officeDocument/2006/relationships" xmlns:w="http://schemas.openxmlformats.org/wordprocessingml/2006/main" xmlns:w14="http://schemas.microsoft.com/office/word/2010/wordml" xmlns:w15="http://schemas.microsoft.com/office/word/2012/wordml" mc:Ignorable="w14 w15">
+<w:styles xmlns:mc="http://schemas.openxmlformats.org/markup-compatibility/2006" xmlns:r="http://schemas.openxmlformats.org/officeDocument/2006/relationships" xmlns:w="http://schemas.openxmlformats.org/wordprocessingml/2006/main" xmlns:w14="http://schemas.microsoft.com/office/word/2010/wordml" xmlns:w15="http://schemas.microsoft.com/office/word/2012/wordml" xmlns:w16cid="http://schemas.microsoft.com/office/word/2016/wordml/cid" xmlns:w16se="http://schemas.microsoft.com/office/word/2015/wordml/symex" mc:Ignorable="w14 w15 w16se w16cid">
   <w:docDefaults>
     <w:rPrDefault>
       <w:rPr>
@@ -2811,7 +2562,7 @@
       </w:pPr>
     </w:pPrDefault>
   </w:docDefaults>
-  <w:latentStyles w:defLockedState="0" w:defUIPriority="99" w:defSemiHidden="0" w:defUnhideWhenUsed="0" w:defQFormat="0" w:count="371">
+  <w:latentStyles w:defLockedState="0" w:defUIPriority="99" w:defSemiHidden="0" w:defUnhideWhenUsed="0" w:defQFormat="0" w:count="375">
     <w:lsdException w:name="Normal" w:uiPriority="0" w:qFormat="1"/>
     <w:lsdException w:name="heading 1" w:uiPriority="9" w:qFormat="1"/>
     <w:lsdException w:name="heading 2" w:semiHidden="1" w:uiPriority="9" w:unhideWhenUsed="1" w:qFormat="1"/>
@@ -2917,7 +2668,6 @@
     <w:lsdException w:name="HTML Sample" w:semiHidden="1" w:unhideWhenUsed="1"/>
     <w:lsdException w:name="HTML Typewriter" w:semiHidden="1" w:unhideWhenUsed="1"/>
     <w:lsdException w:name="HTML Variable" w:semiHidden="1" w:unhideWhenUsed="1"/>
-    <w:lsdException w:name="Normal Table" w:semiHidden="1" w:unhideWhenUsed="1"/>
     <w:lsdException w:name="annotation subject" w:semiHidden="1" w:unhideWhenUsed="1"/>
     <w:lsdException w:name="No List" w:semiHidden="1" w:unhideWhenUsed="1"/>
     <w:lsdException w:name="Outline List 1" w:semiHidden="1" w:unhideWhenUsed="1"/>
@@ -2961,10 +2711,8 @@
     <w:lsdException w:name="Table Elegant" w:semiHidden="1" w:unhideWhenUsed="1"/>
     <w:lsdException w:name="Table Professional" w:semiHidden="1" w:unhideWhenUsed="1"/>
     <w:lsdException w:name="Table Subtle 1" w:semiHidden="1" w:unhideWhenUsed="1"/>
-    <w:lsdException w:name="Table Subtle 2" w:semiHidden="1" w:unhideWhenUsed="1"/>
     <w:lsdException w:name="Table Web 1" w:semiHidden="1" w:unhideWhenUsed="1"/>
     <w:lsdException w:name="Table Web 2" w:semiHidden="1" w:unhideWhenUsed="1"/>
-    <w:lsdException w:name="Table Web 3" w:semiHidden="1" w:unhideWhenUsed="1"/>
     <w:lsdException w:name="Balloon Text" w:semiHidden="1" w:unhideWhenUsed="1"/>
     <w:lsdException w:name="Table Grid" w:uiPriority="39"/>
     <w:lsdException w:name="Table Theme" w:semiHidden="1" w:unhideWhenUsed="1"/>
@@ -3183,6 +2931,10 @@
     <w:lsdException w:name="List Table 5 Dark Accent 6" w:uiPriority="50"/>
     <w:lsdException w:name="List Table 6 Colorful Accent 6" w:uiPriority="51"/>
     <w:lsdException w:name="List Table 7 Colorful Accent 6" w:uiPriority="52"/>
+    <w:lsdException w:name="Mention" w:semiHidden="1" w:unhideWhenUsed="1"/>
+    <w:lsdException w:name="Smart Hyperlink" w:semiHidden="1" w:unhideWhenUsed="1"/>
+    <w:lsdException w:name="Hashtag" w:semiHidden="1" w:unhideWhenUsed="1"/>
+    <w:lsdException w:name="Unresolved Mention" w:semiHidden="1" w:unhideWhenUsed="1"/>
   </w:latentStyles>
   <w:style w:type="paragraph" w:default="1" w:styleId="Normal">
     <w:name w:val="Normal"/>
